--- a/lab1/Молофеев Иван ИСТмд-11 отчёт по 1 лабораторной работе.docx
+++ b/lab1/Молофеев Иван ИСТмд-11 отчёт по 1 лабораторной работе.docx
@@ -813,7 +813,13 @@
         <w:t>-</w:t>
       </w:r>
       <w:r>
-        <w:t xml:space="preserve"> классическая комбинаторная задача с большим числом известных решений. Разные алгоритмические стратегии демонстрируют существенно различные показатели по времени выполнения, масштабируемости и устойчивости при росте размерности. Необходимо реализовать три подхода к решению и определить, какой из них наиболее эффективен в заданных экспериментальных условиях.</w:t>
+        <w:t xml:space="preserve"> классическая комбинаторная задача с большим числом известных решений. Разные алгоритмические стратегии демонстрируют существенно различные показатели по времени выполнения, масштабируемости и устойчивости при росте размерности. </w:t>
+      </w:r>
+      <w:r>
+        <w:t>Нужно</w:t>
+      </w:r>
+      <w:r>
+        <w:t xml:space="preserve"> реализовать три подхода к решению и определить, какой из них наиболее эффективен в заданных экспериментальных условиях.</w:t>
       </w:r>
     </w:p>
     <w:p>
@@ -871,10 +877,7 @@
         </w:numPr>
       </w:pPr>
       <w:r>
-        <w:t>Один из подходов опирается на симметрию доски и закономерности размещения фигур, что позволяет получать решения конструктивно и сокращать объём перебора</w:t>
-      </w:r>
-      <w:r>
-        <w:t xml:space="preserve"> </w:t>
+        <w:t xml:space="preserve">Один из подходов опирается на симметрию доски и закономерности размещения фигур, что позволяет получать решения конструктивно и сокращать объём перебора </w:t>
       </w:r>
       <w:r>
         <w:t>[1].</w:t>
@@ -921,11 +924,14 @@
         <w:t xml:space="preserve"> [2].</w:t>
       </w:r>
     </w:p>
+    <w:p/>
+    <w:p/>
     <w:p>
       <w:pPr>
         <w:pStyle w:val="1"/>
       </w:pPr>
       <w:r>
+        <w:lastRenderedPageBreak/>
         <w:t>План исследования</w:t>
       </w:r>
     </w:p>
@@ -938,7 +944,6 @@
         </w:numPr>
       </w:pPr>
       <w:r>
-        <w:lastRenderedPageBreak/>
         <w:t>Реализовать алгоритм перебора с эвристиками (</w:t>
       </w:r>
       <w:proofErr w:type="spellStart"/>
@@ -1385,9 +1390,6 @@
     <w:p>
       <w:pPr>
         <w:pStyle w:val="a1"/>
-        <w:rPr>
-          <w:lang w:val="en-US"/>
-        </w:rPr>
       </w:pPr>
       <w:r>
         <w:t xml:space="preserve">Ср. время выполнения </w:t>
@@ -1922,10 +1924,7 @@
       </w:pPr>
       <w:r>
         <w:lastRenderedPageBreak/>
-        <w:t>*</w:t>
-      </w:r>
-      <w:r>
-        <w:t xml:space="preserve">Для </w:t>
+        <w:t xml:space="preserve">*Для </w:t>
       </w:r>
       <w:r>
         <w:rPr>
@@ -1942,13 +1941,7 @@
         <w:pStyle w:val="a1"/>
       </w:pPr>
       <w:r>
-        <w:t xml:space="preserve">Судя по таблице, рекурсивный алгоритм резко замедляется с ростом N: при добавлении каждой новой строки число проверяемых комбинаций столбцов и диагоналей существенно увеличивается. В худшем случае сложность приближается к факториальной O(n!), поэтому даже умеренное увеличение размера доски приводит к кратному росту числа рекурсивных вызовов. Уже при N = 16 среднее время составляет около 0,29 с, а при N = 20 </w:t>
-      </w:r>
-      <w:r>
-        <w:t>-</w:t>
-      </w:r>
-      <w:r>
-        <w:t xml:space="preserve"> 6,65 с за один запуск.</w:t>
+        <w:t>Судя по таблице, рекурсивный алгоритм резко замедляется с ростом N: при добавлении каждой новой строки число проверяемых комбинаций столбцов и диагоналей существенно увеличивается. В худшем случае сложность приближается к факториальной O(n!), поэтому даже умеренное увеличение размера доски приводит к кратному росту числа рекурсивных вызовов. Уже при N = 16 среднее время составляет около 0,29 с, а при N = 20 - 6,65 с за один запуск.</w:t>
       </w:r>
     </w:p>
     <w:p>
@@ -2093,13 +2086,7 @@
       </w:r>
       <w:proofErr w:type="spellEnd"/>
       <w:r>
-        <w:t xml:space="preserve"> может почти сразу найти решение. На больших N вероятность быстрого детерминированного успеха резко падает, а эвристика минимизации конфликтов, наоборот, становится всё эффективнее </w:t>
-      </w:r>
-      <w:r>
-        <w:t>-</w:t>
-      </w:r>
-      <w:r>
-        <w:t xml:space="preserve"> что и объясняет полученные результаты.</w:t>
+        <w:t xml:space="preserve"> может почти сразу найти решение. На больших N вероятность быстрого детерминированного успеха резко падает, а эвристика минимизации конфликтов, наоборот, становится всё эффективнее - что и объясняет полученные результаты.</w:t>
       </w:r>
     </w:p>
     <w:p>
